--- a/vi/files/sessions/s3_exercises_VN.docx
+++ b/vi/files/sessions/s3_exercises_VN.docx
@@ -203,9 +203,9 @@
       </w:tblPr>
       <w:tblGrid>
         <w:gridCol w:w="708"/>
-        <w:gridCol w:w="3296"/>
-        <w:gridCol w:w="1594"/>
-        <w:gridCol w:w="3811"/>
+        <w:gridCol w:w="3275"/>
+        <w:gridCol w:w="1601"/>
+        <w:gridCol w:w="3826"/>
       </w:tblGrid>
       <w:tr>
         <w:trPr>
@@ -240,7 +240,7 @@
         </w:tc>
         <w:tc>
           <w:tcPr>
-            <w:tcW w:type="dxa" w:w="3296"/>
+            <w:tcW w:type="dxa" w:w="3275"/>
             <w:tcBorders>
               <w:top w:val="single" w:sz="4" w:color="04242F"/>
               <w:left w:val="single" w:sz="4" w:color="04242F"/>
@@ -266,7 +266,7 @@
         </w:tc>
         <w:tc>
           <w:tcPr>
-            <w:tcW w:type="dxa" w:w="1595"/>
+            <w:tcW w:type="dxa" w:w="1601"/>
             <w:tcBorders>
               <w:top w:val="single" w:sz="4" w:color="04242F"/>
               <w:left w:val="single" w:sz="4" w:color="04242F"/>
@@ -292,7 +292,7 @@
         </w:tc>
         <w:tc>
           <w:tcPr>
-            <w:tcW w:type="dxa" w:w="3811"/>
+            <w:tcW w:type="dxa" w:w="3826"/>
             <w:tcBorders>
               <w:top w:val="single" w:sz="4" w:color="04242F"/>
               <w:left w:val="single" w:sz="4" w:color="04242F"/>
@@ -346,7 +346,7 @@
         </w:tc>
         <w:tc>
           <w:tcPr>
-            <w:tcW w:type="dxa" w:w="3296"/>
+            <w:tcW w:type="dxa" w:w="3275"/>
             <w:tcBorders>
               <w:top w:val="single" w:sz="4" w:color="D5DDE1"/>
               <w:left w:val="single" w:sz="4" w:color="D5DDE1"/>
@@ -363,13 +363,13 @@
               <w:rPr>
                 <w:sz w:val="19"/>
               </w:rPr>
-              <w:t>Gọi tên thiết kế (6 tóm tắt ngắn về câu hỏi dịch truyền của chúng ta)</w:t>
+              <w:t>Gọi tên thiết kế (6 tóm tắt ngắn về câu hỏi dịch truyền xuyên suốt)</w:t>
             </w:r>
           </w:p>
         </w:tc>
         <w:tc>
           <w:tcPr>
-            <w:tcW w:type="dxa" w:w="1595"/>
+            <w:tcW w:type="dxa" w:w="1601"/>
             <w:tcBorders>
               <w:top w:val="single" w:sz="4" w:color="D5DDE1"/>
               <w:left w:val="single" w:sz="4" w:color="D5DDE1"/>
@@ -392,7 +392,7 @@
         </w:tc>
         <w:tc>
           <w:tcPr>
-            <w:tcW w:type="dxa" w:w="3811"/>
+            <w:tcW w:type="dxa" w:w="3826"/>
             <w:tcBorders>
               <w:top w:val="single" w:sz="4" w:color="D5DDE1"/>
               <w:left w:val="single" w:sz="4" w:color="D5DDE1"/>
@@ -444,7 +444,7 @@
         </w:tc>
         <w:tc>
           <w:tcPr>
-            <w:tcW w:type="dxa" w:w="3296"/>
+            <w:tcW w:type="dxa" w:w="3275"/>
             <w:tcBorders>
               <w:top w:val="single" w:sz="4" w:color="D5DDE1"/>
               <w:left w:val="single" w:sz="4" w:color="D5DDE1"/>
@@ -468,7 +468,7 @@
         </w:tc>
         <w:tc>
           <w:tcPr>
-            <w:tcW w:type="dxa" w:w="1595"/>
+            <w:tcW w:type="dxa" w:w="1601"/>
             <w:tcBorders>
               <w:top w:val="single" w:sz="4" w:color="D5DDE1"/>
               <w:left w:val="single" w:sz="4" w:color="D5DDE1"/>
@@ -492,7 +492,7 @@
         </w:tc>
         <w:tc>
           <w:tcPr>
-            <w:tcW w:type="dxa" w:w="3811"/>
+            <w:tcW w:type="dxa" w:w="3826"/>
             <w:tcBorders>
               <w:top w:val="single" w:sz="4" w:color="D5DDE1"/>
               <w:left w:val="single" w:sz="4" w:color="D5DDE1"/>
@@ -543,7 +543,7 @@
         </w:tc>
         <w:tc>
           <w:tcPr>
-            <w:tcW w:type="dxa" w:w="3296"/>
+            <w:tcW w:type="dxa" w:w="3275"/>
             <w:tcBorders>
               <w:top w:val="single" w:sz="4" w:color="D5DDE1"/>
               <w:left w:val="single" w:sz="4" w:color="D5DDE1"/>
@@ -565,7 +565,7 @@
         </w:tc>
         <w:tc>
           <w:tcPr>
-            <w:tcW w:type="dxa" w:w="1595"/>
+            <w:tcW w:type="dxa" w:w="1601"/>
             <w:tcBorders>
               <w:top w:val="single" w:sz="4" w:color="D5DDE1"/>
               <w:left w:val="single" w:sz="4" w:color="D5DDE1"/>
@@ -587,7 +587,7 @@
         </w:tc>
         <w:tc>
           <w:tcPr>
-            <w:tcW w:type="dxa" w:w="3811"/>
+            <w:tcW w:type="dxa" w:w="3826"/>
             <w:tcBorders>
               <w:top w:val="single" w:sz="4" w:color="D5DDE1"/>
               <w:left w:val="single" w:sz="4" w:color="D5DDE1"/>
@@ -633,7 +633,7 @@
         <w:rPr>
           <w:b/>
         </w:rPr>
-        <w:t>Câu hỏi xuyên suốt của chúng ta (từ Buổi 1):</w:t>
+        <w:t>Câu hỏi xuyên suốt (từ Buổi 1):</w:t>
       </w:r>
       <w:r>
         <w:t xml:space="preserve"> ở người lớn bị sốc nhiễm khuẩn, chiến lược hạn chế dịch, so với chăm sóc thường quy, có làm giảm tử vong 28 ngày không?</w:t>
@@ -669,7 +669,7 @@
         <w:t>Từ khóa của buổi học:</w:t>
       </w:r>
       <w:r>
-        <w:t xml:space="preserve"> phơi nhiễm (điều xảy ra trước) · kết cục (điều đếm về sau) · nhóm so sánh · quan sát (chúng ta chỉ theo dõi) · thực nghiệm (chúng ta chỉ định) · ngẫu nhiên (may rủi quyết định) · cắt ngang (ảnh chụp nhanh) · bệnh–chứng (nhìn ngược lại) · thuần tập (theo dõi về phía trước) · thử nghiệm theo cụm, bắt chéo và giai thừa · thử nghiệm không kém hơn · nghiên cứu thí điểm · chuỗi thời gian ngắt quãng · nghiên cứu định tính.</w:t>
+        <w:t xml:space="preserve"> phơi nhiễm (điều xảy ra trước) · kết cục (điều đếm về sau) · nhóm so sánh · quan sát (chỉ theo dõi) · thực nghiệm (nhà nghiên cứu chỉ định) · ngẫu nhiên (may rủi quyết định) · cắt ngang (đo tại một thời điểm) · bệnh–chứng (nhìn ngược lại) · thuần tập (theo dõi về phía trước) · thử nghiệm theo cụm, bắt chéo và giai thừa · thử nghiệm không kém hơn · nghiên cứu thí điểm · chuỗi thời gian ngắt quãng · nghiên cứu định tính.</w:t>
       </w:r>
     </w:p>
     <w:p>
@@ -836,7 +836,7 @@
         <w:rPr>
           <w:b/>
         </w:rPr>
-        <w:t>thời gian chạy theo chiều nào?</w:t>
+        <w:t>theo chiều thời gian nào?</w:t>
       </w:r>
       <w:r>
         <w:t xml:space="preserve"> Phơi nhiễm trước, rồi kết cục (thuần tập); kết cục trước, rồi nhìn ngược lại (bệnh–chứng); cả hai cùng một thời điểm (cắt ngang).</w:t>
@@ -945,7 +945,7 @@
         <w:t>Tóm tắt 5.</w:t>
       </w:r>
       <w:r>
-        <w:t xml:space="preserve"> ICU của chúng ta áp dụng quy trình hạn chế dịch cho mọi người bệnh sốc nhiễm khuẩn từ ngày 1 tháng 1 năm 2024. Tử vong trong sáu tháng trước được so sánh với tử vong trong sáu tháng sau.</w:t>
+        <w:t xml:space="preserve"> ICU của bạn áp dụng quy trình hạn chế dịch cho mọi người bệnh sốc nhiễm khuẩn từ ngày 1 tháng 1 năm 2024. Tử vong trong sáu tháng trước được so sánh với tử vong trong sáu tháng sau.</w:t>
       </w:r>
     </w:p>
     <w:p>
@@ -1175,10 +1175,10 @@
       </w:tblPr>
       <w:tblGrid>
         <w:gridCol w:w="481"/>
-        <w:gridCol w:w="5645"/>
-        <w:gridCol w:w="938"/>
-        <w:gridCol w:w="737"/>
-        <w:gridCol w:w="1609"/>
+        <w:gridCol w:w="5592"/>
+        <w:gridCol w:w="953"/>
+        <w:gridCol w:w="749"/>
+        <w:gridCol w:w="1634"/>
       </w:tblGrid>
       <w:tr>
         <w:trPr>
@@ -1213,7 +1213,7 @@
         </w:tc>
         <w:tc>
           <w:tcPr>
-            <w:tcW w:type="dxa" w:w="5644"/>
+            <w:tcW w:type="dxa" w:w="5592"/>
             <w:tcBorders>
               <w:top w:val="single" w:sz="4" w:color="04242F"/>
               <w:left w:val="single" w:sz="4" w:color="04242F"/>
@@ -1233,13 +1233,13 @@
                 <w:color w:val="FFFFFF"/>
                 <w:sz w:val="19"/>
               </w:rPr>
-              <w:t>Câu hỏi lập kế hoạch (đều về câu hỏi dịch truyền của chúng ta)</w:t>
+              <w:t>Câu hỏi lập kế hoạch (đều về câu hỏi dịch truyền xuyên suốt)</w:t>
             </w:r>
           </w:p>
         </w:tc>
         <w:tc>
           <w:tcPr>
-            <w:tcW w:type="dxa" w:w="938"/>
+            <w:tcW w:type="dxa" w:w="953"/>
             <w:tcBorders>
               <w:top w:val="single" w:sz="4" w:color="04242F"/>
               <w:left w:val="single" w:sz="4" w:color="04242F"/>
@@ -1265,7 +1265,7 @@
         </w:tc>
         <w:tc>
           <w:tcPr>
-            <w:tcW w:type="dxa" w:w="737"/>
+            <w:tcW w:type="dxa" w:w="749"/>
             <w:tcBorders>
               <w:top w:val="single" w:sz="4" w:color="04242F"/>
               <w:left w:val="single" w:sz="4" w:color="04242F"/>
@@ -1291,7 +1291,7 @@
         </w:tc>
         <w:tc>
           <w:tcPr>
-            <w:tcW w:type="dxa" w:w="1609"/>
+            <w:tcW w:type="dxa" w:w="1635"/>
             <w:tcBorders>
               <w:top w:val="single" w:sz="4" w:color="04242F"/>
               <w:left w:val="single" w:sz="4" w:color="04242F"/>
@@ -1346,7 +1346,7 @@
         </w:tc>
         <w:tc>
           <w:tcPr>
-            <w:tcW w:type="dxa" w:w="5644"/>
+            <w:tcW w:type="dxa" w:w="5592"/>
             <w:tcBorders>
               <w:top w:val="single" w:sz="4" w:color="D5DDE1"/>
               <w:left w:val="single" w:sz="4" w:color="D5DDE1"/>
@@ -1363,13 +1363,13 @@
               <w:rPr>
                 <w:sz w:val="19"/>
               </w:rPr>
-              <w:t>Chiến lược hạn chế dịch rẻ hơn và dùng ít dịch hơn. Chúng ta chỉ cần chứng minh tử vong 28 ngày không tệ hơn so với chăm sóc thường quy.</w:t>
+              <w:t>Chiến lược hạn chế dịch rẻ hơn và dùng ít dịch hơn. Chỉ cần chứng minh tử vong 28 ngày không tệ hơn so với chăm sóc thường quy.</w:t>
             </w:r>
           </w:p>
         </w:tc>
         <w:tc>
           <w:tcPr>
-            <w:tcW w:type="dxa" w:w="938"/>
+            <w:tcW w:type="dxa" w:w="953"/>
             <w:tcBorders>
               <w:top w:val="single" w:sz="4" w:color="D5DDE1"/>
               <w:left w:val="single" w:sz="4" w:color="D5DDE1"/>
@@ -1386,7 +1386,7 @@
         </w:tc>
         <w:tc>
           <w:tcPr>
-            <w:tcW w:type="dxa" w:w="737"/>
+            <w:tcW w:type="dxa" w:w="749"/>
             <w:tcBorders>
               <w:top w:val="single" w:sz="4" w:color="D5DDE1"/>
               <w:left w:val="single" w:sz="4" w:color="D5DDE1"/>
@@ -1403,7 +1403,7 @@
         </w:tc>
         <w:tc>
           <w:tcPr>
-            <w:tcW w:type="dxa" w:w="1609"/>
+            <w:tcW w:type="dxa" w:w="1635"/>
             <w:tcBorders>
               <w:top w:val="single" w:sz="4" w:color="D5DDE1"/>
               <w:left w:val="single" w:sz="4" w:color="D5DDE1"/>
@@ -1450,7 +1450,7 @@
         </w:tc>
         <w:tc>
           <w:tcPr>
-            <w:tcW w:type="dxa" w:w="5644"/>
+            <w:tcW w:type="dxa" w:w="5592"/>
             <w:tcBorders>
               <w:top w:val="single" w:sz="4" w:color="D5DDE1"/>
               <w:left w:val="single" w:sz="4" w:color="D5DDE1"/>
@@ -1474,7 +1474,7 @@
         </w:tc>
         <w:tc>
           <w:tcPr>
-            <w:tcW w:type="dxa" w:w="938"/>
+            <w:tcW w:type="dxa" w:w="953"/>
             <w:tcBorders>
               <w:top w:val="single" w:sz="4" w:color="D5DDE1"/>
               <w:left w:val="single" w:sz="4" w:color="D5DDE1"/>
@@ -1492,7 +1492,7 @@
         </w:tc>
         <w:tc>
           <w:tcPr>
-            <w:tcW w:type="dxa" w:w="737"/>
+            <w:tcW w:type="dxa" w:w="749"/>
             <w:tcBorders>
               <w:top w:val="single" w:sz="4" w:color="D5DDE1"/>
               <w:left w:val="single" w:sz="4" w:color="D5DDE1"/>
@@ -1510,7 +1510,7 @@
         </w:tc>
         <w:tc>
           <w:tcPr>
-            <w:tcW w:type="dxa" w:w="1609"/>
+            <w:tcW w:type="dxa" w:w="1635"/>
             <w:tcBorders>
               <w:top w:val="single" w:sz="4" w:color="D5DDE1"/>
               <w:left w:val="single" w:sz="4" w:color="D5DDE1"/>
@@ -1557,7 +1557,7 @@
         </w:tc>
         <w:tc>
           <w:tcPr>
-            <w:tcW w:type="dxa" w:w="5644"/>
+            <w:tcW w:type="dxa" w:w="5592"/>
             <w:tcBorders>
               <w:top w:val="single" w:sz="4" w:color="D5DDE1"/>
               <w:left w:val="single" w:sz="4" w:color="D5DDE1"/>
@@ -1574,13 +1574,13 @@
               <w:rPr>
                 <w:sz w:val="19"/>
               </w:rPr>
-              <w:t>Gói xử trí nhiễm khuẩn huyết của bệnh viện, trong đó có giới hạn dịch duy trì, bắt đầu từ năm 2023. Chúng ta có số liệu tử vong do nhiễm khuẩn huyết hằng tháng trong 3 năm trước và 2 năm sau. Tử vong có giảm không?</w:t>
+              <w:t>Gói xử trí nhiễm khuẩn huyết của bệnh viện, trong đó có giới hạn dịch duy trì, bắt đầu từ năm 2023. Đã có số liệu tử vong do nhiễm khuẩn huyết hằng tháng trong 3 năm trước và 2 năm sau. Tử vong có giảm không?</w:t>
             </w:r>
           </w:p>
         </w:tc>
         <w:tc>
           <w:tcPr>
-            <w:tcW w:type="dxa" w:w="938"/>
+            <w:tcW w:type="dxa" w:w="953"/>
             <w:tcBorders>
               <w:top w:val="single" w:sz="4" w:color="D5DDE1"/>
               <w:left w:val="single" w:sz="4" w:color="D5DDE1"/>
@@ -1597,7 +1597,7 @@
         </w:tc>
         <w:tc>
           <w:tcPr>
-            <w:tcW w:type="dxa" w:w="737"/>
+            <w:tcW w:type="dxa" w:w="749"/>
             <w:tcBorders>
               <w:top w:val="single" w:sz="4" w:color="D5DDE1"/>
               <w:left w:val="single" w:sz="4" w:color="D5DDE1"/>
@@ -1614,7 +1614,7 @@
         </w:tc>
         <w:tc>
           <w:tcPr>
-            <w:tcW w:type="dxa" w:w="1609"/>
+            <w:tcW w:type="dxa" w:w="1635"/>
             <w:tcBorders>
               <w:top w:val="single" w:sz="4" w:color="D5DDE1"/>
               <w:left w:val="single" w:sz="4" w:color="D5DDE1"/>
@@ -1661,7 +1661,7 @@
         </w:tc>
         <w:tc>
           <w:tcPr>
-            <w:tcW w:type="dxa" w:w="5644"/>
+            <w:tcW w:type="dxa" w:w="5592"/>
             <w:tcBorders>
               <w:top w:val="single" w:sz="4" w:color="D5DDE1"/>
               <w:left w:val="single" w:sz="4" w:color="D5DDE1"/>
@@ -1685,7 +1685,7 @@
         </w:tc>
         <w:tc>
           <w:tcPr>
-            <w:tcW w:type="dxa" w:w="938"/>
+            <w:tcW w:type="dxa" w:w="953"/>
             <w:tcBorders>
               <w:top w:val="single" w:sz="4" w:color="D5DDE1"/>
               <w:left w:val="single" w:sz="4" w:color="D5DDE1"/>
@@ -1703,7 +1703,7 @@
         </w:tc>
         <w:tc>
           <w:tcPr>
-            <w:tcW w:type="dxa" w:w="737"/>
+            <w:tcW w:type="dxa" w:w="749"/>
             <w:tcBorders>
               <w:top w:val="single" w:sz="4" w:color="D5DDE1"/>
               <w:left w:val="single" w:sz="4" w:color="D5DDE1"/>
@@ -1721,7 +1721,7 @@
         </w:tc>
         <w:tc>
           <w:tcPr>
-            <w:tcW w:type="dxa" w:w="1609"/>
+            <w:tcW w:type="dxa" w:w="1635"/>
             <w:tcBorders>
               <w:top w:val="single" w:sz="4" w:color="D5DDE1"/>
               <w:left w:val="single" w:sz="4" w:color="D5DDE1"/>
@@ -1767,7 +1767,7 @@
         </w:tc>
         <w:tc>
           <w:tcPr>
-            <w:tcW w:type="dxa" w:w="5644"/>
+            <w:tcW w:type="dxa" w:w="5592"/>
             <w:tcBorders>
               <w:top w:val="single" w:sz="4" w:color="D5DDE1"/>
               <w:left w:val="single" w:sz="4" w:color="D5DDE1"/>
@@ -1783,13 +1783,13 @@
               <w:rPr>
                 <w:sz w:val="19"/>
               </w:rPr>
-              <w:t>Trước một thử nghiệm lớn: hai ICU của chúng ta có tuyển đủ người bệnh và thực hiện hạn chế dịch đúng kế hoạch được không?</w:t>
+              <w:t>Trước một thử nghiệm lớn: hai ICU của mình có tuyển đủ người bệnh và thực hiện hạn chế dịch đúng kế hoạch được không?</w:t>
             </w:r>
           </w:p>
         </w:tc>
         <w:tc>
           <w:tcPr>
-            <w:tcW w:type="dxa" w:w="938"/>
+            <w:tcW w:type="dxa" w:w="953"/>
             <w:tcBorders>
               <w:top w:val="single" w:sz="4" w:color="D5DDE1"/>
               <w:left w:val="single" w:sz="4" w:color="D5DDE1"/>
@@ -1805,7 +1805,7 @@
         </w:tc>
         <w:tc>
           <w:tcPr>
-            <w:tcW w:type="dxa" w:w="737"/>
+            <w:tcW w:type="dxa" w:w="749"/>
             <w:tcBorders>
               <w:top w:val="single" w:sz="4" w:color="D5DDE1"/>
               <w:left w:val="single" w:sz="4" w:color="D5DDE1"/>
@@ -1821,7 +1821,7 @@
         </w:tc>
         <w:tc>
           <w:tcPr>
-            <w:tcW w:type="dxa" w:w="1609"/>
+            <w:tcW w:type="dxa" w:w="1635"/>
             <w:tcBorders>
               <w:top w:val="single" w:sz="4" w:color="D5DDE1"/>
               <w:left w:val="single" w:sz="4" w:color="D5DDE1"/>

--- a/vi/files/sessions/s3_exercises_VN.docx
+++ b/vi/files/sessions/s3_exercises_VN.docx
@@ -647,18 +647,7 @@
         <w:t>Hai bài báo</w:t>
       </w:r>
       <w:r>
-        <w:t xml:space="preserve"> (thư mục khóa học, </w:t>
-      </w:r>
-      <w:r>
-        <w:rPr>
-          <w:rFonts w:ascii="Consolas" w:hAnsi="Consolas" w:cs="Consolas" w:eastAsia="Consolas"/>
-          <w:color w:val="0B376C"/>
-          <w:sz w:val="19"/>
-        </w:rPr>
-        <w:t>Course/Papers</w:t>
-      </w:r>
-      <w:r>
-        <w:t>): Bài báo 1, Boulet 2024 (thử nghiệm ngẫu nhiên thí điểm về hạn chế dịch); Bài báo 2, Hyun 2023 (nghiên cứu thuần tập từ sổ đăng ký về cân bằng dịch và tử vong).</w:t>
+        <w:t xml:space="preserve"> (tệp PDF gửi trước Buổi 1): Bài báo 1, Boulet 2024 (thử nghiệm ngẫu nhiên thí điểm về hạn chế dịch); Bài báo 2, Hyun 2023 (nghiên cứu thuần tập từ sổ đăng ký về cân bằng dịch và tử vong).</w:t>
       </w:r>
     </w:p>
     <w:p>

--- a/vi/files/sessions/s3_exercises_VN.docx
+++ b/vi/files/sessions/s3_exercises_VN.docx
@@ -140,52 +140,11 @@
       </w:pPr>
     </w:p>
     <w:p>
-      <w:r>
-        <w:t>Phiếu được gửi qua email trước buổi học, dưới dạng tệp Word và tệp PDF. Hãy mở phiếu trên màn hình trong suốt buổi học và gõ câu trả lời vào tệp Word (hoặc in bản PDF). Không cần máy tính bỏ túi.</w:t>
-      </w:r>
-    </w:p>
-    <w:p>
       <w:pPr>
         <w:keepNext/>
       </w:pPr>
       <w:r>
-        <w:t xml:space="preserve">Mọi bài tập đều do </w:t>
-      </w:r>
-      <w:r>
-        <w:rPr>
-          <w:b/>
-        </w:rPr>
-        <w:t>cả lớp cùng làm</w:t>
-      </w:r>
-      <w:r>
-        <w:t xml:space="preserve">: giảng viên trình chiếu từng mục trên màn hình chia sẻ, bạn trả lời bằng </w:t>
-      </w:r>
-      <w:r>
-        <w:rPr>
-          <w:b/>
-        </w:rPr>
-        <w:t>bình chọn</w:t>
-      </w:r>
-      <w:r>
-        <w:t xml:space="preserve"> hoặc trong </w:t>
-      </w:r>
-      <w:r>
-        <w:rPr>
-          <w:b/>
-        </w:rPr>
-        <w:t>khung chat</w:t>
-      </w:r>
-      <w:r>
-        <w:t xml:space="preserve">, và giảng viên gõ câu trả lời của lớp lên màn hình chia sẻ. Không chia nhóm. Phần xây dựng đề cương (Phần C) là bài làm cá nhân </w:t>
-      </w:r>
-      <w:r>
-        <w:rPr>
-          <w:b/>
-        </w:rPr>
-        <w:t>của riêng bạn</w:t>
-      </w:r>
-      <w:r>
-        <w:t>.</w:t>
+        <w:t>Gõ câu trả lời vào tệp Word, hoặc in bản PDF. Không cần máy tính bỏ túi.</w:t>
       </w:r>
     </w:p>
     <w:tbl>
@@ -510,7 +469,7 @@
               <w:rPr>
                 <w:sz w:val="19"/>
               </w:rPr>
-              <w:t>Cả lớp: bình chọn cho từng câu hỏi; thiết kế của bạn gõ vào khung chat</w:t>
+              <w:t>Cả lớp: bình chọn cho từng câu hỏi, thiết kế của bạn gõ vào khung chat</w:t>
             </w:r>
           </w:p>
         </w:tc>
@@ -603,7 +562,7 @@
               <w:rPr>
                 <w:sz w:val="19"/>
               </w:rPr>
-              <w:t>Giảng viên làm mẫu trực tiếp; sau đó bạn viết bản nháp của mình</w:t>
+              <w:t>Giảng viên làm mẫu trực tiếp, sau đó bạn viết bản nháp của mình</w:t>
             </w:r>
           </w:p>
         </w:tc>
@@ -647,7 +606,7 @@
         <w:t>Hai bài báo</w:t>
       </w:r>
       <w:r>
-        <w:t xml:space="preserve"> (tệp PDF gửi trước Buổi 1): Bài báo 1, Boulet 2024 (thử nghiệm ngẫu nhiên thí điểm về hạn chế dịch); Bài báo 2, Hyun 2023 (nghiên cứu thuần tập từ sổ đăng ký về cân bằng dịch và tử vong).</w:t>
+        <w:t xml:space="preserve"> (tệp PDF gửi trước Buổi 1): Bài báo 1, Boulet 2024 (thử nghiệm ngẫu nhiên thí điểm về hạn chế dịch), Bài báo 2, Hyun 2023 (nghiên cứu thuần tập từ sổ đăng ký về cân bằng dịch và tử vong).</w:t>
       </w:r>
     </w:p>
     <w:p>
@@ -669,7 +628,7 @@
         <w:t>Chữ viết tắt trong phiếu:</w:t>
       </w:r>
       <w:r>
-        <w:t xml:space="preserve"> ICU = khoa hồi sức tích cực; RCT = thử nghiệm lâm sàng ngẫu nhiên có đối chứng.</w:t>
+        <w:t xml:space="preserve"> ICU = khoa hồi sức tích cực, RCT = thử nghiệm lâm sàng ngẫu nhiên có đối chứng.</w:t>
       </w:r>
     </w:p>
     <w:p>
@@ -792,7 +751,7 @@
         <w:t>có phân bổ ngẫu nhiên không?</w:t>
       </w:r>
       <w:r>
-        <w:t xml:space="preserve"> (có: RCT; không: nghiên cứu không ngẫu nhiên)</w:t>
+        <w:t xml:space="preserve"> (có: RCT, không: nghiên cứu không ngẫu nhiên)</w:t>
       </w:r>
     </w:p>
     <w:p>
@@ -828,7 +787,7 @@
         <w:t>theo chiều thời gian nào?</w:t>
       </w:r>
       <w:r>
-        <w:t xml:space="preserve"> Phơi nhiễm trước, rồi kết cục (thuần tập); kết cục trước, rồi nhìn ngược lại (bệnh–chứng); cả hai cùng một thời điểm (cắt ngang).</w:t>
+        <w:t xml:space="preserve"> Phơi nhiễm trước, rồi kết cục (thuần tập), kết cục trước, rồi nhìn ngược lại (bệnh–chứng), cả hai cùng một thời điểm (cắt ngang).</w:t>
       </w:r>
     </w:p>
     <w:p>
@@ -1457,7 +1416,7 @@
               <w:rPr>
                 <w:sz w:val="19"/>
               </w:rPr>
-              <w:t>Một quy trình ghi chép cân bằng dịch do điều dưỡng thực hiện sẽ được áp dụng cho cả ICU; điều dưỡng trong một ICU không thể chỉ áp dụng cho một nửa số người bệnh.</w:t>
+              <w:t>Một quy trình ghi chép cân bằng dịch do điều dưỡng thực hiện sẽ được áp dụng cho cả ICU, điều dưỡng trong một ICU không thể chỉ áp dụng cho một nửa số người bệnh.</w:t>
             </w:r>
           </w:p>
         </w:tc>
@@ -2356,28 +2315,6 @@
       </w:r>
     </w:p>
     <w:p>
-      <w:r>
-        <w:rPr>
-          <w:b/>
-        </w:rPr>
-        <w:t>Đây là bài làm của riêng bạn.</w:t>
-      </w:r>
-      <w:r>
-        <w:t xml:space="preserve"> Mỗi học viên viết đề cương nghiên cứu của riêng mình về một câu hỏi từ khoa của mình (xem </w:t>
-      </w:r>
-      <w:r>
-        <w:rPr>
-          <w:rFonts w:ascii="Consolas" w:hAnsi="Consolas" w:cs="Consolas" w:eastAsia="Consolas"/>
-          <w:color w:val="0B376C"/>
-          <w:sz w:val="19"/>
-        </w:rPr>
-        <w:t>Course/Assignment/proposal_brief.md</w:t>
-      </w:r>
-      <w:r>
-        <w:t>).</w:t>
-      </w:r>
-    </w:p>
-    <w:p>
       <w:pPr>
         <w:keepNext/>
       </w:pPr>
@@ -2463,7 +2400,7 @@
         <w:t>Phản hồi (7 phút).</w:t>
       </w:r>
       <w:r>
-        <w:t xml:space="preserve"> Ba bạn tình nguyện dán thiết kế và lý giải vào khung chat; giảng viên nhận xét.</w:t>
+        <w:t xml:space="preserve"> Ba bạn tình nguyện dán thiết kế và lý giải vào khung chat, giảng viên nhận xét.</w:t>
       </w:r>
     </w:p>
     <w:p>
@@ -2476,7 +2413,7 @@
           <w:color w:val="0B376C"/>
           <w:sz w:val="19"/>
         </w:rPr>
-        <w:t>Course/Templates/Research_Proposal_Template.docx</w:t>
+        <w:t>Research_Proposal_Template_VN.docx</w:t>
       </w:r>
       <w:r>
         <w:t>, Phần 2). Phần còn lại của Phần 2 (phơi nhiễm, nhóm so sánh, kết cục, sai lệch) sẽ được xây dựng ở Buổi 4.</w:t>
